--- a/docs/developpement/phases/word/PHASE_72_LES_CHIFFRES_DE_LA_SOIREE_EVENEMENTS_PRIVES_DANS_RESULTATS_CLICK_COLLE.docx
+++ b/docs/developpement/phases/word/PHASE_72_LES_CHIFFRES_DE_LA_SOIREE_EVENEMENTS_PRIVES_DANS_RESULTATS_CLICK_COLLE.docx
@@ -18,9 +18,9 @@
         <w:shd w:fill="F6F3FF" w:color="auto" w:val="clear"/>
       </w:pPr>
       <w:r>
-        <w:t xml:space="preserve">FlaiX Expert · dossier de développement · généré le 2026-10-21 depuis le dépôt </w:t>
-      </w:r>
-      <w:hyperlink w:history="1" r:id="rIdhqfvasj3wg9xtwcrdlhb1">
+        <w:t xml:space="preserve">FlaiX Expert · dossier de développement · généré le 2026-10-23 depuis le dépôt </w:t>
+      </w:r>
+      <w:hyperlink w:history="1" r:id="rIduchvsxez9sh_zvce0mso6">
         <w:r>
           <w:rPr>
             <w:rStyle w:val="Hyperlink"/>
@@ -589,7 +589,7 @@
           <w:numId w:val="2"/>
         </w:numPr>
       </w:pPr>
-      <w:hyperlink w:history="1" r:id="rIdljyoc74exajket2hr57ci">
+      <w:hyperlink w:history="1" r:id="rIdkuxbef-spvhxmgr2yr6rl">
         <w:r>
           <w:rPr>
             <w:rStyle w:val="Hyperlink"/>
@@ -609,7 +609,7 @@
           <w:numId w:val="2"/>
         </w:numPr>
       </w:pPr>
-      <w:hyperlink w:history="1" r:id="rIdiplw7hx9hgdwq7s7baz45">
+      <w:hyperlink w:history="1" r:id="rIdbx9c_8xek6p-fegzazukn">
         <w:r>
           <w:rPr>
             <w:rStyle w:val="Hyperlink"/>
@@ -657,7 +657,7 @@
       <w:r>
         <w:t xml:space="preserve"> — créé — </w:t>
       </w:r>
-      <w:hyperlink w:history="1" r:id="rIdh9pcmrqoaphdx5uxnf3hb">
+      <w:hyperlink w:history="1" r:id="rIdu8h-dvcxv5pjsylfzrpml">
         <w:r>
           <w:rPr>
             <w:rStyle w:val="Hyperlink"/>
@@ -694,7 +694,7 @@
       <w:r>
         <w:t xml:space="preserve"> — créé — </w:t>
       </w:r>
-      <w:hyperlink w:history="1" r:id="rIdmoqcnxp1olokdszt3o27k">
+      <w:hyperlink w:history="1" r:id="rId9cbdmeva7rerd5iixc7qv">
         <w:r>
           <w:rPr>
             <w:rStyle w:val="Hyperlink"/>
@@ -723,7 +723,7 @@
       <w:r>
         <w:t xml:space="preserve"> — créé — </w:t>
       </w:r>
-      <w:hyperlink w:history="1" r:id="rIdnviprsg3lfbxnf-h8yw9t">
+      <w:hyperlink w:history="1" r:id="rIdad75d_23ps4apqdsvku3k">
         <w:r>
           <w:rPr>
             <w:rStyle w:val="Hyperlink"/>
@@ -760,7 +760,7 @@
       <w:r>
         <w:t xml:space="preserve"> — modifié — </w:t>
       </w:r>
-      <w:hyperlink w:history="1" r:id="rIdijawzoqegr73qttt2zpcd">
+      <w:hyperlink w:history="1" r:id="rIdnsyb7gwrlqst4dlgt67i5">
         <w:r>
           <w:rPr>
             <w:rStyle w:val="Hyperlink"/>
@@ -789,7 +789,7 @@
       <w:r>
         <w:t xml:space="preserve"> — créé — </w:t>
       </w:r>
-      <w:hyperlink w:history="1" r:id="rId2deza-scu6qheaz6kco0q">
+      <w:hyperlink w:history="1" r:id="rIdfkku7edzlhzbdqx6ibfbk">
         <w:r>
           <w:rPr>
             <w:rStyle w:val="Hyperlink"/>
@@ -818,7 +818,7 @@
       <w:r>
         <w:t xml:space="preserve"> — modifié — </w:t>
       </w:r>
-      <w:hyperlink w:history="1" r:id="rIdvaxgsdh0hryrutjjxqwx_">
+      <w:hyperlink w:history="1" r:id="rIdfmwd96000s3ul13de-xsn">
         <w:r>
           <w:rPr>
             <w:rStyle w:val="Hyperlink"/>
@@ -847,7 +847,7 @@
       <w:r>
         <w:t xml:space="preserve"> — modifié — </w:t>
       </w:r>
-      <w:hyperlink w:history="1" r:id="rIdejkwvxe-zlpfn1w3qo6z4">
+      <w:hyperlink w:history="1" r:id="rId2bv_tdjyhotwcj1zzk43o">
         <w:r>
           <w:rPr>
             <w:rStyle w:val="Hyperlink"/>
@@ -876,7 +876,7 @@
       <w:r>
         <w:t xml:space="preserve"> — modifié — </w:t>
       </w:r>
-      <w:hyperlink w:history="1" r:id="rIdp3r0rdoyy9b6ljqmey4ac">
+      <w:hyperlink w:history="1" r:id="rIdnp5vzo3glnau5puiosjss">
         <w:r>
           <w:rPr>
             <w:rStyle w:val="Hyperlink"/>
@@ -913,7 +913,7 @@
       <w:r>
         <w:t xml:space="preserve"> — modifié — </w:t>
       </w:r>
-      <w:hyperlink w:history="1" r:id="rIdqnqvssovwtmal7wqm292i">
+      <w:hyperlink w:history="1" r:id="rIdkscglpmiaxr2c1dvtmmqh">
         <w:r>
           <w:rPr>
             <w:rStyle w:val="Hyperlink"/>
@@ -942,7 +942,7 @@
       <w:r>
         <w:t xml:space="preserve"> — modifié — </w:t>
       </w:r>
-      <w:hyperlink w:history="1" r:id="rIdsjwxrdmwtgcz9k0lexyuc">
+      <w:hyperlink w:history="1" r:id="rIdjfn1tx2wpfj0e_vnxtuxs">
         <w:r>
           <w:rPr>
             <w:rStyle w:val="Hyperlink"/>
@@ -971,7 +971,7 @@
       <w:r>
         <w:t xml:space="preserve"> — modifié — </w:t>
       </w:r>
-      <w:hyperlink w:history="1" r:id="rIdj-4jkzgdkh5rmdu_idlnu">
+      <w:hyperlink w:history="1" r:id="rIda0vy54mpj1a_zargnklun">
         <w:r>
           <w:rPr>
             <w:rStyle w:val="Hyperlink"/>
@@ -1008,7 +1008,7 @@
       <w:r>
         <w:t xml:space="preserve"> — modifié — </w:t>
       </w:r>
-      <w:hyperlink w:history="1" r:id="rIdgdaolkbu3hgyzrg0rwbtg">
+      <w:hyperlink w:history="1" r:id="rIdsv9_sf6rllzn-s8kxyjrj">
         <w:r>
           <w:rPr>
             <w:rStyle w:val="Hyperlink"/>
@@ -1037,7 +1037,7 @@
       <w:r>
         <w:t xml:space="preserve"> — créé — </w:t>
       </w:r>
-      <w:hyperlink w:history="1" r:id="rIdirjlmgtdmisxjfbwguxch">
+      <w:hyperlink w:history="1" r:id="rIdl4cnotxd8wnmzwaejr-br">
         <w:r>
           <w:rPr>
             <w:rStyle w:val="Hyperlink"/>
@@ -1066,7 +1066,7 @@
       <w:r>
         <w:t xml:space="preserve"> — créé — </w:t>
       </w:r>
-      <w:hyperlink w:history="1" r:id="rIdoyhytuzzu5pkwrbqbjpjj">
+      <w:hyperlink w:history="1" r:id="rId_iqw_uof76a1aknnhuix-">
         <w:r>
           <w:rPr>
             <w:rStyle w:val="Hyperlink"/>
@@ -1095,7 +1095,7 @@
       <w:r>
         <w:t xml:space="preserve"> — créé — </w:t>
       </w:r>
-      <w:hyperlink w:history="1" r:id="rId1vxn6pkox6u0vbfbmx1dv">
+      <w:hyperlink w:history="1" r:id="rIdyqqvpsh6_0atfdtbsuqlh">
         <w:r>
           <w:rPr>
             <w:rStyle w:val="Hyperlink"/>
@@ -1124,7 +1124,7 @@
       <w:r>
         <w:t xml:space="preserve"> — modifié — </w:t>
       </w:r>
-      <w:hyperlink w:history="1" r:id="rIdgdxlbpzimjdmpeyii0e5g">
+      <w:hyperlink w:history="1" r:id="rId4mzqs3j6oj1jzyfry8pyk">
         <w:r>
           <w:rPr>
             <w:rStyle w:val="Hyperlink"/>
@@ -1153,7 +1153,7 @@
       <w:r>
         <w:t xml:space="preserve"> — modifié — </w:t>
       </w:r>
-      <w:hyperlink w:history="1" r:id="rIdgob2cqi-acqcgnkhcfqt_">
+      <w:hyperlink w:history="1" r:id="rIdmw7y2_faz-iw94sp9qkjl">
         <w:r>
           <w:rPr>
             <w:rStyle w:val="Hyperlink"/>

--- a/docs/developpement/phases/word/PHASE_72_LES_CHIFFRES_DE_LA_SOIREE_EVENEMENTS_PRIVES_DANS_RESULTATS_CLICK_COLLE.docx
+++ b/docs/developpement/phases/word/PHASE_72_LES_CHIFFRES_DE_LA_SOIREE_EVENEMENTS_PRIVES_DANS_RESULTATS_CLICK_COLLE.docx
@@ -18,9 +18,9 @@
         <w:shd w:fill="F6F3FF" w:color="auto" w:val="clear"/>
       </w:pPr>
       <w:r>
-        <w:t xml:space="preserve">FlaiX Expert · dossier de développement · généré le 2026-10-23 depuis le dépôt </w:t>
-      </w:r>
-      <w:hyperlink w:history="1" r:id="rIduchvsxez9sh_zvce0mso6">
+        <w:t xml:space="preserve">FlaiX Expert · dossier de développement · généré le 2026-10-24 depuis le dépôt </w:t>
+      </w:r>
+      <w:hyperlink w:history="1" r:id="rIdlwvj8phkwvqraljhp8din">
         <w:r>
           <w:rPr>
             <w:rStyle w:val="Hyperlink"/>
@@ -589,7 +589,7 @@
           <w:numId w:val="2"/>
         </w:numPr>
       </w:pPr>
-      <w:hyperlink w:history="1" r:id="rIdkuxbef-spvhxmgr2yr6rl">
+      <w:hyperlink w:history="1" r:id="rId1gcqc4cfncdb9ogvytztn">
         <w:r>
           <w:rPr>
             <w:rStyle w:val="Hyperlink"/>
@@ -609,7 +609,7 @@
           <w:numId w:val="2"/>
         </w:numPr>
       </w:pPr>
-      <w:hyperlink w:history="1" r:id="rIdbx9c_8xek6p-fegzazukn">
+      <w:hyperlink w:history="1" r:id="rId71piedocgpqal6atvn_ks">
         <w:r>
           <w:rPr>
             <w:rStyle w:val="Hyperlink"/>
@@ -657,7 +657,7 @@
       <w:r>
         <w:t xml:space="preserve"> — créé — </w:t>
       </w:r>
-      <w:hyperlink w:history="1" r:id="rIdu8h-dvcxv5pjsylfzrpml">
+      <w:hyperlink w:history="1" r:id="rIdpwvdsdbuke-jyeer6gblo">
         <w:r>
           <w:rPr>
             <w:rStyle w:val="Hyperlink"/>
@@ -694,7 +694,7 @@
       <w:r>
         <w:t xml:space="preserve"> — créé — </w:t>
       </w:r>
-      <w:hyperlink w:history="1" r:id="rId9cbdmeva7rerd5iixc7qv">
+      <w:hyperlink w:history="1" r:id="rIdcma4y1cy5_gsktoxssuwr">
         <w:r>
           <w:rPr>
             <w:rStyle w:val="Hyperlink"/>
@@ -723,7 +723,7 @@
       <w:r>
         <w:t xml:space="preserve"> — créé — </w:t>
       </w:r>
-      <w:hyperlink w:history="1" r:id="rIdad75d_23ps4apqdsvku3k">
+      <w:hyperlink w:history="1" r:id="rId3lrw9xh1iffshc3o4ln39">
         <w:r>
           <w:rPr>
             <w:rStyle w:val="Hyperlink"/>
@@ -760,7 +760,7 @@
       <w:r>
         <w:t xml:space="preserve"> — modifié — </w:t>
       </w:r>
-      <w:hyperlink w:history="1" r:id="rIdnsyb7gwrlqst4dlgt67i5">
+      <w:hyperlink w:history="1" r:id="rId9bxgiqhxtlyscbmjt3qd-">
         <w:r>
           <w:rPr>
             <w:rStyle w:val="Hyperlink"/>
@@ -789,7 +789,7 @@
       <w:r>
         <w:t xml:space="preserve"> — créé — </w:t>
       </w:r>
-      <w:hyperlink w:history="1" r:id="rIdfkku7edzlhzbdqx6ibfbk">
+      <w:hyperlink w:history="1" r:id="rIdy-peaycaah6x74jg_9sfo">
         <w:r>
           <w:rPr>
             <w:rStyle w:val="Hyperlink"/>
@@ -818,7 +818,7 @@
       <w:r>
         <w:t xml:space="preserve"> — modifié — </w:t>
       </w:r>
-      <w:hyperlink w:history="1" r:id="rIdfmwd96000s3ul13de-xsn">
+      <w:hyperlink w:history="1" r:id="rId_qnz2qceka-jgkmu4bbna">
         <w:r>
           <w:rPr>
             <w:rStyle w:val="Hyperlink"/>
@@ -847,7 +847,7 @@
       <w:r>
         <w:t xml:space="preserve"> — modifié — </w:t>
       </w:r>
-      <w:hyperlink w:history="1" r:id="rId2bv_tdjyhotwcj1zzk43o">
+      <w:hyperlink w:history="1" r:id="rIdxnplkyni4-6lpdrjlpboy">
         <w:r>
           <w:rPr>
             <w:rStyle w:val="Hyperlink"/>
@@ -876,7 +876,7 @@
       <w:r>
         <w:t xml:space="preserve"> — modifié — </w:t>
       </w:r>
-      <w:hyperlink w:history="1" r:id="rIdnp5vzo3glnau5puiosjss">
+      <w:hyperlink w:history="1" r:id="rId7ftxvwpiakmbu4_h8apxk">
         <w:r>
           <w:rPr>
             <w:rStyle w:val="Hyperlink"/>
@@ -913,7 +913,7 @@
       <w:r>
         <w:t xml:space="preserve"> — modifié — </w:t>
       </w:r>
-      <w:hyperlink w:history="1" r:id="rIdkscglpmiaxr2c1dvtmmqh">
+      <w:hyperlink w:history="1" r:id="rIdv9-8cjq_hu6rlfulbs8d0">
         <w:r>
           <w:rPr>
             <w:rStyle w:val="Hyperlink"/>
@@ -942,7 +942,7 @@
       <w:r>
         <w:t xml:space="preserve"> — modifié — </w:t>
       </w:r>
-      <w:hyperlink w:history="1" r:id="rIdjfn1tx2wpfj0e_vnxtuxs">
+      <w:hyperlink w:history="1" r:id="rIdmdc8wmmaax3_-s0ghnvos">
         <w:r>
           <w:rPr>
             <w:rStyle w:val="Hyperlink"/>
@@ -971,7 +971,7 @@
       <w:r>
         <w:t xml:space="preserve"> — modifié — </w:t>
       </w:r>
-      <w:hyperlink w:history="1" r:id="rIda0vy54mpj1a_zargnklun">
+      <w:hyperlink w:history="1" r:id="rIdhqs1silh-cykz9bm6-y7d">
         <w:r>
           <w:rPr>
             <w:rStyle w:val="Hyperlink"/>
@@ -1008,7 +1008,7 @@
       <w:r>
         <w:t xml:space="preserve"> — modifié — </w:t>
       </w:r>
-      <w:hyperlink w:history="1" r:id="rIdsv9_sf6rllzn-s8kxyjrj">
+      <w:hyperlink w:history="1" r:id="rId8d-4vn6wwq48phpc1txr7">
         <w:r>
           <w:rPr>
             <w:rStyle w:val="Hyperlink"/>
@@ -1037,7 +1037,7 @@
       <w:r>
         <w:t xml:space="preserve"> — créé — </w:t>
       </w:r>
-      <w:hyperlink w:history="1" r:id="rIdl4cnotxd8wnmzwaejr-br">
+      <w:hyperlink w:history="1" r:id="rId9-niwzsyo5kpa-_vwklwh">
         <w:r>
           <w:rPr>
             <w:rStyle w:val="Hyperlink"/>
@@ -1066,7 +1066,7 @@
       <w:r>
         <w:t xml:space="preserve"> — créé — </w:t>
       </w:r>
-      <w:hyperlink w:history="1" r:id="rId_iqw_uof76a1aknnhuix-">
+      <w:hyperlink w:history="1" r:id="rIddxbluwlbbaazje8xg3jp8">
         <w:r>
           <w:rPr>
             <w:rStyle w:val="Hyperlink"/>
@@ -1095,7 +1095,7 @@
       <w:r>
         <w:t xml:space="preserve"> — créé — </w:t>
       </w:r>
-      <w:hyperlink w:history="1" r:id="rIdyqqvpsh6_0atfdtbsuqlh">
+      <w:hyperlink w:history="1" r:id="rIdh7fqolkxhdpan0-r9llab">
         <w:r>
           <w:rPr>
             <w:rStyle w:val="Hyperlink"/>
@@ -1124,7 +1124,7 @@
       <w:r>
         <w:t xml:space="preserve"> — modifié — </w:t>
       </w:r>
-      <w:hyperlink w:history="1" r:id="rId4mzqs3j6oj1jzyfry8pyk">
+      <w:hyperlink w:history="1" r:id="rId7_rd5azeuuogtx7uawcfc">
         <w:r>
           <w:rPr>
             <w:rStyle w:val="Hyperlink"/>
@@ -1153,7 +1153,7 @@
       <w:r>
         <w:t xml:space="preserve"> — modifié — </w:t>
       </w:r>
-      <w:hyperlink w:history="1" r:id="rIdmw7y2_faz-iw94sp9qkjl">
+      <w:hyperlink w:history="1" r:id="rIdk974texkbuu63cdb45qvl">
         <w:r>
           <w:rPr>
             <w:rStyle w:val="Hyperlink"/>

--- a/docs/developpement/phases/word/PHASE_72_LES_CHIFFRES_DE_LA_SOIREE_EVENEMENTS_PRIVES_DANS_RESULTATS_CLICK_COLLE.docx
+++ b/docs/developpement/phases/word/PHASE_72_LES_CHIFFRES_DE_LA_SOIREE_EVENEMENTS_PRIVES_DANS_RESULTATS_CLICK_COLLE.docx
@@ -18,9 +18,9 @@
         <w:shd w:fill="F6F3FF" w:color="auto" w:val="clear"/>
       </w:pPr>
       <w:r>
-        <w:t xml:space="preserve">FlaiX Expert · dossier de développement · généré le 2026-10-24 depuis le dépôt </w:t>
-      </w:r>
-      <w:hyperlink w:history="1" r:id="rIdlwvj8phkwvqraljhp8din">
+        <w:t xml:space="preserve">FlaiX Expert · dossier de développement · généré le 2026-10-25 depuis le dépôt </w:t>
+      </w:r>
+      <w:hyperlink w:history="1" r:id="rIdxqlj9cfvtnfbnpyhvsri4">
         <w:r>
           <w:rPr>
             <w:rStyle w:val="Hyperlink"/>
@@ -589,7 +589,7 @@
           <w:numId w:val="2"/>
         </w:numPr>
       </w:pPr>
-      <w:hyperlink w:history="1" r:id="rId1gcqc4cfncdb9ogvytztn">
+      <w:hyperlink w:history="1" r:id="rId8ptdw0njatjhrhqysi1ef">
         <w:r>
           <w:rPr>
             <w:rStyle w:val="Hyperlink"/>
@@ -609,7 +609,7 @@
           <w:numId w:val="2"/>
         </w:numPr>
       </w:pPr>
-      <w:hyperlink w:history="1" r:id="rId71piedocgpqal6atvn_ks">
+      <w:hyperlink w:history="1" r:id="rIdghn4cvgi_a25krldpgwpf">
         <w:r>
           <w:rPr>
             <w:rStyle w:val="Hyperlink"/>
@@ -657,7 +657,7 @@
       <w:r>
         <w:t xml:space="preserve"> — créé — </w:t>
       </w:r>
-      <w:hyperlink w:history="1" r:id="rIdpwvdsdbuke-jyeer6gblo">
+      <w:hyperlink w:history="1" r:id="rId29_rtyo8uzusq49purbzf">
         <w:r>
           <w:rPr>
             <w:rStyle w:val="Hyperlink"/>
@@ -694,7 +694,7 @@
       <w:r>
         <w:t xml:space="preserve"> — créé — </w:t>
       </w:r>
-      <w:hyperlink w:history="1" r:id="rIdcma4y1cy5_gsktoxssuwr">
+      <w:hyperlink w:history="1" r:id="rIdahbzmiderdkf8c8i9psc0">
         <w:r>
           <w:rPr>
             <w:rStyle w:val="Hyperlink"/>
@@ -723,7 +723,7 @@
       <w:r>
         <w:t xml:space="preserve"> — créé — </w:t>
       </w:r>
-      <w:hyperlink w:history="1" r:id="rId3lrw9xh1iffshc3o4ln39">
+      <w:hyperlink w:history="1" r:id="rIddolvyyuwsyeo68ozsymsh">
         <w:r>
           <w:rPr>
             <w:rStyle w:val="Hyperlink"/>
@@ -760,7 +760,7 @@
       <w:r>
         <w:t xml:space="preserve"> — modifié — </w:t>
       </w:r>
-      <w:hyperlink w:history="1" r:id="rId9bxgiqhxtlyscbmjt3qd-">
+      <w:hyperlink w:history="1" r:id="rIdzpgzis03apcj29usgbfub">
         <w:r>
           <w:rPr>
             <w:rStyle w:val="Hyperlink"/>
@@ -789,7 +789,7 @@
       <w:r>
         <w:t xml:space="preserve"> — créé — </w:t>
       </w:r>
-      <w:hyperlink w:history="1" r:id="rIdy-peaycaah6x74jg_9sfo">
+      <w:hyperlink w:history="1" r:id="rId4otk_c4lj26znyiacoklu">
         <w:r>
           <w:rPr>
             <w:rStyle w:val="Hyperlink"/>
@@ -818,7 +818,7 @@
       <w:r>
         <w:t xml:space="preserve"> — modifié — </w:t>
       </w:r>
-      <w:hyperlink w:history="1" r:id="rId_qnz2qceka-jgkmu4bbna">
+      <w:hyperlink w:history="1" r:id="rIdf7-o02ijdknvexazruc67">
         <w:r>
           <w:rPr>
             <w:rStyle w:val="Hyperlink"/>
@@ -847,7 +847,7 @@
       <w:r>
         <w:t xml:space="preserve"> — modifié — </w:t>
       </w:r>
-      <w:hyperlink w:history="1" r:id="rIdxnplkyni4-6lpdrjlpboy">
+      <w:hyperlink w:history="1" r:id="rIdpcvpwzp2gfdnxocrd6_v2">
         <w:r>
           <w:rPr>
             <w:rStyle w:val="Hyperlink"/>
@@ -876,7 +876,7 @@
       <w:r>
         <w:t xml:space="preserve"> — modifié — </w:t>
       </w:r>
-      <w:hyperlink w:history="1" r:id="rId7ftxvwpiakmbu4_h8apxk">
+      <w:hyperlink w:history="1" r:id="rIdfxouxqv-vbt06vh79tyuu">
         <w:r>
           <w:rPr>
             <w:rStyle w:val="Hyperlink"/>
@@ -913,7 +913,7 @@
       <w:r>
         <w:t xml:space="preserve"> — modifié — </w:t>
       </w:r>
-      <w:hyperlink w:history="1" r:id="rIdv9-8cjq_hu6rlfulbs8d0">
+      <w:hyperlink w:history="1" r:id="rIdykexdl571t05e03d7a1ue">
         <w:r>
           <w:rPr>
             <w:rStyle w:val="Hyperlink"/>
@@ -942,7 +942,7 @@
       <w:r>
         <w:t xml:space="preserve"> — modifié — </w:t>
       </w:r>
-      <w:hyperlink w:history="1" r:id="rIdmdc8wmmaax3_-s0ghnvos">
+      <w:hyperlink w:history="1" r:id="rId0utqakm7f_02c0olurgla">
         <w:r>
           <w:rPr>
             <w:rStyle w:val="Hyperlink"/>
@@ -971,7 +971,7 @@
       <w:r>
         <w:t xml:space="preserve"> — modifié — </w:t>
       </w:r>
-      <w:hyperlink w:history="1" r:id="rIdhqs1silh-cykz9bm6-y7d">
+      <w:hyperlink w:history="1" r:id="rIdk0layia4b9d5thrgcqk_f">
         <w:r>
           <w:rPr>
             <w:rStyle w:val="Hyperlink"/>
@@ -1008,7 +1008,7 @@
       <w:r>
         <w:t xml:space="preserve"> — modifié — </w:t>
       </w:r>
-      <w:hyperlink w:history="1" r:id="rId8d-4vn6wwq48phpc1txr7">
+      <w:hyperlink w:history="1" r:id="rId4nw4zlruoc9f7dzcf4cl0">
         <w:r>
           <w:rPr>
             <w:rStyle w:val="Hyperlink"/>
@@ -1037,7 +1037,7 @@
       <w:r>
         <w:t xml:space="preserve"> — créé — </w:t>
       </w:r>
-      <w:hyperlink w:history="1" r:id="rId9-niwzsyo5kpa-_vwklwh">
+      <w:hyperlink w:history="1" r:id="rIdb5de-hlrhu8ieqtjeks7r">
         <w:r>
           <w:rPr>
             <w:rStyle w:val="Hyperlink"/>
@@ -1066,7 +1066,7 @@
       <w:r>
         <w:t xml:space="preserve"> — créé — </w:t>
       </w:r>
-      <w:hyperlink w:history="1" r:id="rIddxbluwlbbaazje8xg3jp8">
+      <w:hyperlink w:history="1" r:id="rId3mwf-_jfb3tvibgdx855j">
         <w:r>
           <w:rPr>
             <w:rStyle w:val="Hyperlink"/>
@@ -1095,7 +1095,7 @@
       <w:r>
         <w:t xml:space="preserve"> — créé — </w:t>
       </w:r>
-      <w:hyperlink w:history="1" r:id="rIdh7fqolkxhdpan0-r9llab">
+      <w:hyperlink w:history="1" r:id="rIdmqxgyobpti8_7yon5xtgr">
         <w:r>
           <w:rPr>
             <w:rStyle w:val="Hyperlink"/>
@@ -1124,7 +1124,7 @@
       <w:r>
         <w:t xml:space="preserve"> — modifié — </w:t>
       </w:r>
-      <w:hyperlink w:history="1" r:id="rId7_rd5azeuuogtx7uawcfc">
+      <w:hyperlink w:history="1" r:id="rId6uxjvvvs3ron07a-3dkzc">
         <w:r>
           <w:rPr>
             <w:rStyle w:val="Hyperlink"/>
@@ -1153,7 +1153,7 @@
       <w:r>
         <w:t xml:space="preserve"> — modifié — </w:t>
       </w:r>
-      <w:hyperlink w:history="1" r:id="rIdk974texkbuu63cdb45qvl">
+      <w:hyperlink w:history="1" r:id="rId1jzenjqhmo8ifyqkxb0ry">
         <w:r>
           <w:rPr>
             <w:rStyle w:val="Hyperlink"/>

--- a/docs/developpement/phases/word/PHASE_72_LES_CHIFFRES_DE_LA_SOIREE_EVENEMENTS_PRIVES_DANS_RESULTATS_CLICK_COLLE.docx
+++ b/docs/developpement/phases/word/PHASE_72_LES_CHIFFRES_DE_LA_SOIREE_EVENEMENTS_PRIVES_DANS_RESULTATS_CLICK_COLLE.docx
@@ -20,7 +20,7 @@
       <w:r>
         <w:t xml:space="preserve">FlaiX Expert · dossier de développement · généré le 2026-10-25 depuis le dépôt </w:t>
       </w:r>
-      <w:hyperlink w:history="1" r:id="rIdxqlj9cfvtnfbnpyhvsri4">
+      <w:hyperlink w:history="1" r:id="rIdifdjsyct-1sdkkumhmmtq">
         <w:r>
           <w:rPr>
             <w:rStyle w:val="Hyperlink"/>
@@ -589,7 +589,7 @@
           <w:numId w:val="2"/>
         </w:numPr>
       </w:pPr>
-      <w:hyperlink w:history="1" r:id="rId8ptdw0njatjhrhqysi1ef">
+      <w:hyperlink w:history="1" r:id="rIdqqhgp3indkbl3ch_lvq4a">
         <w:r>
           <w:rPr>
             <w:rStyle w:val="Hyperlink"/>
@@ -609,7 +609,7 @@
           <w:numId w:val="2"/>
         </w:numPr>
       </w:pPr>
-      <w:hyperlink w:history="1" r:id="rIdghn4cvgi_a25krldpgwpf">
+      <w:hyperlink w:history="1" r:id="rIdpj57up_h4zsqxfbfaxtcj">
         <w:r>
           <w:rPr>
             <w:rStyle w:val="Hyperlink"/>
@@ -657,7 +657,7 @@
       <w:r>
         <w:t xml:space="preserve"> — créé — </w:t>
       </w:r>
-      <w:hyperlink w:history="1" r:id="rId29_rtyo8uzusq49purbzf">
+      <w:hyperlink w:history="1" r:id="rIdglrlgj5_g1x7ozv3w8h_r">
         <w:r>
           <w:rPr>
             <w:rStyle w:val="Hyperlink"/>
@@ -694,7 +694,7 @@
       <w:r>
         <w:t xml:space="preserve"> — créé — </w:t>
       </w:r>
-      <w:hyperlink w:history="1" r:id="rIdahbzmiderdkf8c8i9psc0">
+      <w:hyperlink w:history="1" r:id="rIdonuicpiu_3xzvxw6pcmyg">
         <w:r>
           <w:rPr>
             <w:rStyle w:val="Hyperlink"/>
@@ -723,7 +723,7 @@
       <w:r>
         <w:t xml:space="preserve"> — créé — </w:t>
       </w:r>
-      <w:hyperlink w:history="1" r:id="rIddolvyyuwsyeo68ozsymsh">
+      <w:hyperlink w:history="1" r:id="rIdxwdzenjnlc21epoul2sbn">
         <w:r>
           <w:rPr>
             <w:rStyle w:val="Hyperlink"/>
@@ -760,7 +760,7 @@
       <w:r>
         <w:t xml:space="preserve"> — modifié — </w:t>
       </w:r>
-      <w:hyperlink w:history="1" r:id="rIdzpgzis03apcj29usgbfub">
+      <w:hyperlink w:history="1" r:id="rId9-mluyy8xeriqkm9p5ix1">
         <w:r>
           <w:rPr>
             <w:rStyle w:val="Hyperlink"/>
@@ -789,7 +789,7 @@
       <w:r>
         <w:t xml:space="preserve"> — créé — </w:t>
       </w:r>
-      <w:hyperlink w:history="1" r:id="rId4otk_c4lj26znyiacoklu">
+      <w:hyperlink w:history="1" r:id="rIdvepvmw2kgtl_pzyf2mrps">
         <w:r>
           <w:rPr>
             <w:rStyle w:val="Hyperlink"/>
@@ -818,7 +818,7 @@
       <w:r>
         <w:t xml:space="preserve"> — modifié — </w:t>
       </w:r>
-      <w:hyperlink w:history="1" r:id="rIdf7-o02ijdknvexazruc67">
+      <w:hyperlink w:history="1" r:id="rIdw09fp53dtghue7scxqns2">
         <w:r>
           <w:rPr>
             <w:rStyle w:val="Hyperlink"/>
@@ -847,7 +847,7 @@
       <w:r>
         <w:t xml:space="preserve"> — modifié — </w:t>
       </w:r>
-      <w:hyperlink w:history="1" r:id="rIdpcvpwzp2gfdnxocrd6_v2">
+      <w:hyperlink w:history="1" r:id="rIdqtb5xipjieyxy0jjb9ids">
         <w:r>
           <w:rPr>
             <w:rStyle w:val="Hyperlink"/>
@@ -876,7 +876,7 @@
       <w:r>
         <w:t xml:space="preserve"> — modifié — </w:t>
       </w:r>
-      <w:hyperlink w:history="1" r:id="rIdfxouxqv-vbt06vh79tyuu">
+      <w:hyperlink w:history="1" r:id="rIdxjbpc2ov2wejfv2o6seka">
         <w:r>
           <w:rPr>
             <w:rStyle w:val="Hyperlink"/>
@@ -913,7 +913,7 @@
       <w:r>
         <w:t xml:space="preserve"> — modifié — </w:t>
       </w:r>
-      <w:hyperlink w:history="1" r:id="rIdykexdl571t05e03d7a1ue">
+      <w:hyperlink w:history="1" r:id="rIdvod-px027zkrm1ztkg4jv">
         <w:r>
           <w:rPr>
             <w:rStyle w:val="Hyperlink"/>
@@ -942,7 +942,7 @@
       <w:r>
         <w:t xml:space="preserve"> — modifié — </w:t>
       </w:r>
-      <w:hyperlink w:history="1" r:id="rId0utqakm7f_02c0olurgla">
+      <w:hyperlink w:history="1" r:id="rIdhiatkeuska9htdm5dhan4">
         <w:r>
           <w:rPr>
             <w:rStyle w:val="Hyperlink"/>
@@ -971,7 +971,7 @@
       <w:r>
         <w:t xml:space="preserve"> — modifié — </w:t>
       </w:r>
-      <w:hyperlink w:history="1" r:id="rIdk0layia4b9d5thrgcqk_f">
+      <w:hyperlink w:history="1" r:id="rIduqrk-qmomjkqwbgkrkkef">
         <w:r>
           <w:rPr>
             <w:rStyle w:val="Hyperlink"/>
@@ -1008,7 +1008,7 @@
       <w:r>
         <w:t xml:space="preserve"> — modifié — </w:t>
       </w:r>
-      <w:hyperlink w:history="1" r:id="rId4nw4zlruoc9f7dzcf4cl0">
+      <w:hyperlink w:history="1" r:id="rIdysnikiydkwyo7ccsgzzk9">
         <w:r>
           <w:rPr>
             <w:rStyle w:val="Hyperlink"/>
@@ -1037,7 +1037,7 @@
       <w:r>
         <w:t xml:space="preserve"> — créé — </w:t>
       </w:r>
-      <w:hyperlink w:history="1" r:id="rIdb5de-hlrhu8ieqtjeks7r">
+      <w:hyperlink w:history="1" r:id="rIdeypcgrogitq1lu1gl8m6n">
         <w:r>
           <w:rPr>
             <w:rStyle w:val="Hyperlink"/>
@@ -1066,7 +1066,7 @@
       <w:r>
         <w:t xml:space="preserve"> — créé — </w:t>
       </w:r>
-      <w:hyperlink w:history="1" r:id="rId3mwf-_jfb3tvibgdx855j">
+      <w:hyperlink w:history="1" r:id="rIdp-tlzttp517ku2mk-xnvt">
         <w:r>
           <w:rPr>
             <w:rStyle w:val="Hyperlink"/>
@@ -1095,7 +1095,7 @@
       <w:r>
         <w:t xml:space="preserve"> — créé — </w:t>
       </w:r>
-      <w:hyperlink w:history="1" r:id="rIdmqxgyobpti8_7yon5xtgr">
+      <w:hyperlink w:history="1" r:id="rIdpzsf2o0n3qxaqo19tnvoz">
         <w:r>
           <w:rPr>
             <w:rStyle w:val="Hyperlink"/>
@@ -1124,7 +1124,7 @@
       <w:r>
         <w:t xml:space="preserve"> — modifié — </w:t>
       </w:r>
-      <w:hyperlink w:history="1" r:id="rId6uxjvvvs3ron07a-3dkzc">
+      <w:hyperlink w:history="1" r:id="rIdccgzlsssao2zafrbtzfur">
         <w:r>
           <w:rPr>
             <w:rStyle w:val="Hyperlink"/>
@@ -1153,7 +1153,7 @@
       <w:r>
         <w:t xml:space="preserve"> — modifié — </w:t>
       </w:r>
-      <w:hyperlink w:history="1" r:id="rId1jzenjqhmo8ifyqkxb0ry">
+      <w:hyperlink w:history="1" r:id="rIdg6ejxkv_umyndqr8bhlhp">
         <w:r>
           <w:rPr>
             <w:rStyle w:val="Hyperlink"/>

--- a/docs/developpement/phases/word/PHASE_72_LES_CHIFFRES_DE_LA_SOIREE_EVENEMENTS_PRIVES_DANS_RESULTATS_CLICK_COLLE.docx
+++ b/docs/developpement/phases/word/PHASE_72_LES_CHIFFRES_DE_LA_SOIREE_EVENEMENTS_PRIVES_DANS_RESULTATS_CLICK_COLLE.docx
@@ -20,7 +20,7 @@
       <w:r>
         <w:t xml:space="preserve">FlaiX Expert · dossier de développement · généré le 2026-10-25 depuis le dépôt </w:t>
       </w:r>
-      <w:hyperlink w:history="1" r:id="rIdifdjsyct-1sdkkumhmmtq">
+      <w:hyperlink w:history="1" r:id="rIdcy_b5ycdfvbfj_xxv4brp">
         <w:r>
           <w:rPr>
             <w:rStyle w:val="Hyperlink"/>
@@ -589,7 +589,7 @@
           <w:numId w:val="2"/>
         </w:numPr>
       </w:pPr>
-      <w:hyperlink w:history="1" r:id="rIdqqhgp3indkbl3ch_lvq4a">
+      <w:hyperlink w:history="1" r:id="rIdcx_yj42omxcj2dekazvo3">
         <w:r>
           <w:rPr>
             <w:rStyle w:val="Hyperlink"/>
@@ -609,7 +609,7 @@
           <w:numId w:val="2"/>
         </w:numPr>
       </w:pPr>
-      <w:hyperlink w:history="1" r:id="rIdpj57up_h4zsqxfbfaxtcj">
+      <w:hyperlink w:history="1" r:id="rId9_nhm1sldqgg4heg7lfsq">
         <w:r>
           <w:rPr>
             <w:rStyle w:val="Hyperlink"/>
@@ -657,7 +657,7 @@
       <w:r>
         <w:t xml:space="preserve"> — créé — </w:t>
       </w:r>
-      <w:hyperlink w:history="1" r:id="rIdglrlgj5_g1x7ozv3w8h_r">
+      <w:hyperlink w:history="1" r:id="rIdjtqmlc2hdq7cqmpa5qiuy">
         <w:r>
           <w:rPr>
             <w:rStyle w:val="Hyperlink"/>
@@ -694,7 +694,7 @@
       <w:r>
         <w:t xml:space="preserve"> — créé — </w:t>
       </w:r>
-      <w:hyperlink w:history="1" r:id="rIdonuicpiu_3xzvxw6pcmyg">
+      <w:hyperlink w:history="1" r:id="rId4c4f_dqz1nj8ff5p9iiol">
         <w:r>
           <w:rPr>
             <w:rStyle w:val="Hyperlink"/>
@@ -723,7 +723,7 @@
       <w:r>
         <w:t xml:space="preserve"> — créé — </w:t>
       </w:r>
-      <w:hyperlink w:history="1" r:id="rIdxwdzenjnlc21epoul2sbn">
+      <w:hyperlink w:history="1" r:id="rIdlozywgrinjf9pwqk6kxd7">
         <w:r>
           <w:rPr>
             <w:rStyle w:val="Hyperlink"/>
@@ -760,7 +760,7 @@
       <w:r>
         <w:t xml:space="preserve"> — modifié — </w:t>
       </w:r>
-      <w:hyperlink w:history="1" r:id="rId9-mluyy8xeriqkm9p5ix1">
+      <w:hyperlink w:history="1" r:id="rIdjxk-cejxo5c7vlqrvihde">
         <w:r>
           <w:rPr>
             <w:rStyle w:val="Hyperlink"/>
@@ -789,7 +789,7 @@
       <w:r>
         <w:t xml:space="preserve"> — créé — </w:t>
       </w:r>
-      <w:hyperlink w:history="1" r:id="rIdvepvmw2kgtl_pzyf2mrps">
+      <w:hyperlink w:history="1" r:id="rIdlelv73dnsvqxjs25np-ew">
         <w:r>
           <w:rPr>
             <w:rStyle w:val="Hyperlink"/>
@@ -818,7 +818,7 @@
       <w:r>
         <w:t xml:space="preserve"> — modifié — </w:t>
       </w:r>
-      <w:hyperlink w:history="1" r:id="rIdw09fp53dtghue7scxqns2">
+      <w:hyperlink w:history="1" r:id="rId_g-fl6omi2v_mhaedsh4i">
         <w:r>
           <w:rPr>
             <w:rStyle w:val="Hyperlink"/>
@@ -847,7 +847,7 @@
       <w:r>
         <w:t xml:space="preserve"> — modifié — </w:t>
       </w:r>
-      <w:hyperlink w:history="1" r:id="rIdqtb5xipjieyxy0jjb9ids">
+      <w:hyperlink w:history="1" r:id="rIdc9wxc61pflavk2z6xnwqh">
         <w:r>
           <w:rPr>
             <w:rStyle w:val="Hyperlink"/>
@@ -876,7 +876,7 @@
       <w:r>
         <w:t xml:space="preserve"> — modifié — </w:t>
       </w:r>
-      <w:hyperlink w:history="1" r:id="rIdxjbpc2ov2wejfv2o6seka">
+      <w:hyperlink w:history="1" r:id="rIdouvlxz3kzjigh6yco0khm">
         <w:r>
           <w:rPr>
             <w:rStyle w:val="Hyperlink"/>
@@ -913,7 +913,7 @@
       <w:r>
         <w:t xml:space="preserve"> — modifié — </w:t>
       </w:r>
-      <w:hyperlink w:history="1" r:id="rIdvod-px027zkrm1ztkg4jv">
+      <w:hyperlink w:history="1" r:id="rIdpzf_ipp_9lw-jhj1wm1zg">
         <w:r>
           <w:rPr>
             <w:rStyle w:val="Hyperlink"/>
@@ -942,7 +942,7 @@
       <w:r>
         <w:t xml:space="preserve"> — modifié — </w:t>
       </w:r>
-      <w:hyperlink w:history="1" r:id="rIdhiatkeuska9htdm5dhan4">
+      <w:hyperlink w:history="1" r:id="rId1fhmwstojjh2y3m_rfbgd">
         <w:r>
           <w:rPr>
             <w:rStyle w:val="Hyperlink"/>
@@ -971,7 +971,7 @@
       <w:r>
         <w:t xml:space="preserve"> — modifié — </w:t>
       </w:r>
-      <w:hyperlink w:history="1" r:id="rIduqrk-qmomjkqwbgkrkkef">
+      <w:hyperlink w:history="1" r:id="rIduzmplsx7xqgh_gvitpjkt">
         <w:r>
           <w:rPr>
             <w:rStyle w:val="Hyperlink"/>
@@ -1008,7 +1008,7 @@
       <w:r>
         <w:t xml:space="preserve"> — modifié — </w:t>
       </w:r>
-      <w:hyperlink w:history="1" r:id="rIdysnikiydkwyo7ccsgzzk9">
+      <w:hyperlink w:history="1" r:id="rIdsjmzeyl5wkkx2zyca8f2q">
         <w:r>
           <w:rPr>
             <w:rStyle w:val="Hyperlink"/>
@@ -1037,7 +1037,7 @@
       <w:r>
         <w:t xml:space="preserve"> — créé — </w:t>
       </w:r>
-      <w:hyperlink w:history="1" r:id="rIdeypcgrogitq1lu1gl8m6n">
+      <w:hyperlink w:history="1" r:id="rIdv0vecnwj8rfkvoda6vw6_">
         <w:r>
           <w:rPr>
             <w:rStyle w:val="Hyperlink"/>
@@ -1066,7 +1066,7 @@
       <w:r>
         <w:t xml:space="preserve"> — créé — </w:t>
       </w:r>
-      <w:hyperlink w:history="1" r:id="rIdp-tlzttp517ku2mk-xnvt">
+      <w:hyperlink w:history="1" r:id="rIdtdk2z8r-hjwrpg7p95eh0">
         <w:r>
           <w:rPr>
             <w:rStyle w:val="Hyperlink"/>
@@ -1095,7 +1095,7 @@
       <w:r>
         <w:t xml:space="preserve"> — créé — </w:t>
       </w:r>
-      <w:hyperlink w:history="1" r:id="rIdpzsf2o0n3qxaqo19tnvoz">
+      <w:hyperlink w:history="1" r:id="rIdzpvuprkcvnrejylqa43ya">
         <w:r>
           <w:rPr>
             <w:rStyle w:val="Hyperlink"/>
@@ -1124,7 +1124,7 @@
       <w:r>
         <w:t xml:space="preserve"> — modifié — </w:t>
       </w:r>
-      <w:hyperlink w:history="1" r:id="rIdccgzlsssao2zafrbtzfur">
+      <w:hyperlink w:history="1" r:id="rIds0whd0w2uqllduz_seu37">
         <w:r>
           <w:rPr>
             <w:rStyle w:val="Hyperlink"/>
@@ -1153,7 +1153,7 @@
       <w:r>
         <w:t xml:space="preserve"> — modifié — </w:t>
       </w:r>
-      <w:hyperlink w:history="1" r:id="rIdg6ejxkv_umyndqr8bhlhp">
+      <w:hyperlink w:history="1" r:id="rIdb9c84zoyfurshifcwxqe1">
         <w:r>
           <w:rPr>
             <w:rStyle w:val="Hyperlink"/>
